--- a/03_Outputs/final scripts/fr/Module 4/4.1.0-fr.docx
+++ b/03_Outputs/final scripts/fr/Module 4/4.1.0-fr.docx
@@ -9,7 +9,7 @@
     </w:p>
     <w:p>
       <w:r>
-        <w:t xml:space="preserve">En 2024, l'investissement mondial dans la transition vers une énergie à faible émission de carbone a augmenté de 11 pour cent, atteignant un record de 2,1 trillions de dollars américains. Cela marque une accélération remarquable — mais reste encore en deçà des niveaux nécessaires pour atteindre les objectifs climatiques internationaux.  </w:t>
+        <w:t xml:space="preserve">En 2024, l'investissement mondial dans la transition énergétique bas-carbone a augmenté de 11 pour cent, atteignant un record de 2,1 trillions de dollars américains. Cela marque une accélération remarquable — mais reste encore insuffisant par rapport aux niveaux nécessaires pour atteindre les objectifs climatiques internationaux.  </w:t>
       </w:r>
     </w:p>
     <w:p>
@@ -24,7 +24,7 @@
     </w:p>
     <w:p>
       <w:r>
-        <w:t xml:space="preserve">Ce déséquilibre risque d'enfermer les régions à fort potentiel dans une dépendance continue aux combustibles fossiles, aggravant les inégalités sociales et compromettant les objectifs climatiques.  </w:t>
+        <w:t xml:space="preserve">Ce déséquilibre risque de verrouiller les régions à fort potentiel dans une dépendance continue aux combustibles fossiles, aggravant les inégalités sociales et compromettant les objectifs climatiques.  </w:t>
       </w:r>
     </w:p>
     <w:p>
@@ -39,7 +39,7 @@
     </w:p>
     <w:p>
       <w:r>
-        <w:t xml:space="preserve">Cependant, la vulnérabilité des chaînes d'approvisionnement — notamment la dépendance à quelques pays pour les minéraux critiques — et les risques géopolitiques exigent une diversification des sources et une gestion responsable des ressources.  </w:t>
+        <w:t xml:space="preserve">Cependant, les vulnérabilités des chaînes d'approvisionnement — notamment la dépendance à quelques pays pour les minéraux critiques — et les risques géopolitiques exigent une diversification des sources et une gestion responsable des ressources.  </w:t>
       </w:r>
     </w:p>
     <w:p>

--- a/03_Outputs/final scripts/fr/Module 4/4.1.0-fr.docx
+++ b/03_Outputs/final scripts/fr/Module 4/4.1.0-fr.docx
@@ -9,7 +9,7 @@
     </w:p>
     <w:p>
       <w:r>
-        <w:t xml:space="preserve">En 2024, l'investissement mondial dans la transition énergétique bas-carbone a augmenté de 11 pour cent, atteignant un record de 2,1 trillions de dollars américains. Cela marque une accélération remarquable — mais reste encore insuffisant par rapport aux niveaux nécessaires pour atteindre les objectifs climatiques internationaux.  </w:t>
+        <w:t xml:space="preserve">En 2024, l'investissement mondial dans la transition vers une énergie à faible émission de carbone a augmenté de 11 pour cent, atteignant un record de 2,1 trillions de dollars américains. Cela marque une accélération remarquable — mais reste encore en deçà des niveaux nécessaires pour atteindre les objectifs climatiques internationaux.  </w:t>
       </w:r>
     </w:p>
     <w:p>
@@ -24,7 +24,7 @@
     </w:p>
     <w:p>
       <w:r>
-        <w:t xml:space="preserve">Ce déséquilibre risque de verrouiller les régions à fort potentiel dans une dépendance continue aux combustibles fossiles, aggravant les inégalités sociales et compromettant les objectifs climatiques.  </w:t>
+        <w:t xml:space="preserve">Ce déséquilibre risque d'enfermer les régions à fort potentiel dans une dépendance continue aux combustibles fossiles, aggravant les inégalités sociales et compromettant les objectifs climatiques.  </w:t>
       </w:r>
     </w:p>
     <w:p>
@@ -39,7 +39,7 @@
     </w:p>
     <w:p>
       <w:r>
-        <w:t xml:space="preserve">Cependant, les vulnérabilités des chaînes d'approvisionnement — notamment la dépendance à quelques pays pour les minéraux critiques — et les risques géopolitiques exigent une diversification des sources et une gestion responsable des ressources.  </w:t>
+        <w:t xml:space="preserve">Cependant, la vulnérabilité des chaînes d'approvisionnement — notamment la dépendance à quelques pays pour les minéraux critiques — et les risques géopolitiques exigent une diversification des sources et une gestion responsable des ressources.  </w:t>
       </w:r>
     </w:p>
     <w:p>
